--- a/Homework Problems/Chapter14_Problems.docx
+++ b/Homework Problems/Chapter14_Problems.docx
@@ -1,6 +1,6 @@
 
 <file path=word/document.xml><?xml version="1.0" encoding="utf-8"?>
-<w:document xmlns:wpc="http://schemas.microsoft.com/office/word/2010/wordprocessingCanvas" xmlns:cx="http://schemas.microsoft.com/office/drawing/2014/chartex" xmlns:cx1="http://schemas.microsoft.com/office/drawing/2015/9/8/chartex" xmlns:cx2="http://schemas.microsoft.com/office/drawing/2015/10/21/chartex" xmlns:cx3="http://schemas.microsoft.com/office/drawing/2016/5/9/chartex" xmlns:cx4="http://schemas.microsoft.com/office/drawing/2016/5/10/chartex" xmlns:cx5="http://schemas.microsoft.com/office/drawing/2016/5/11/chartex" xmlns:cx6="http://schemas.microsoft.com/office/drawing/2016/5/12/chartex" xmlns:cx7="http://schemas.microsoft.com/office/drawing/2016/5/13/chartex" xmlns:cx8="http://schemas.microsoft.com/office/drawing/2016/5/14/chartex" xmlns:mc="http://schemas.openxmlformats.org/markup-compatibility/2006" xmlns:aink="http://schemas.microsoft.com/office/drawing/2016/ink" xmlns:am3d="http://schemas.microsoft.com/office/drawing/2017/model3d" xmlns:o="urn:schemas-microsoft-com:office:office" xmlns:r="http://schemas.openxmlformats.org/officeDocument/2006/relationships" xmlns:m="http://schemas.openxmlformats.org/officeDocument/2006/math" xmlns:v="urn:schemas-microsoft-com:vml" xmlns:wp14="http://schemas.microsoft.com/office/word/2010/wordprocessingDrawing" xmlns:wp="http://schemas.openxmlformats.org/drawingml/2006/wordprocessingDrawing" xmlns:w10="urn:schemas-microsoft-com:office:word" xmlns:w="http://schemas.openxmlformats.org/wordprocessingml/2006/main" xmlns:w14="http://schemas.microsoft.com/office/word/2010/wordml" xmlns:w15="http://schemas.microsoft.com/office/word/2012/wordml" xmlns:w16cex="http://schemas.microsoft.com/office/word/2018/wordml/cex" xmlns:w16cid="http://schemas.microsoft.com/office/word/2016/wordml/cid" xmlns:w16="http://schemas.microsoft.com/office/word/2018/wordml" xmlns:w16se="http://schemas.microsoft.com/office/word/2015/wordml/symex" xmlns:wpg="http://schemas.microsoft.com/office/word/2010/wordprocessingGroup" xmlns:wpi="http://schemas.microsoft.com/office/word/2010/wordprocessingInk" xmlns:wne="http://schemas.microsoft.com/office/word/2006/wordml" xmlns:wps="http://schemas.microsoft.com/office/word/2010/wordprocessingShape" mc:Ignorable="w14 w15 w16se w16cid w16 w16cex wp14">
+<w:document xmlns:wpc="http://schemas.microsoft.com/office/word/2010/wordprocessingCanvas" xmlns:cx="http://schemas.microsoft.com/office/drawing/2014/chartex" xmlns:cx1="http://schemas.microsoft.com/office/drawing/2015/9/8/chartex" xmlns:cx2="http://schemas.microsoft.com/office/drawing/2015/10/21/chartex" xmlns:cx3="http://schemas.microsoft.com/office/drawing/2016/5/9/chartex" xmlns:cx4="http://schemas.microsoft.com/office/drawing/2016/5/10/chartex" xmlns:cx5="http://schemas.microsoft.com/office/drawing/2016/5/11/chartex" xmlns:cx6="http://schemas.microsoft.com/office/drawing/2016/5/12/chartex" xmlns:cx7="http://schemas.microsoft.com/office/drawing/2016/5/13/chartex" xmlns:cx8="http://schemas.microsoft.com/office/drawing/2016/5/14/chartex" xmlns:mc="http://schemas.openxmlformats.org/markup-compatibility/2006" xmlns:aink="http://schemas.microsoft.com/office/drawing/2016/ink" xmlns:am3d="http://schemas.microsoft.com/office/drawing/2017/model3d" xmlns:o="urn:schemas-microsoft-com:office:office" xmlns:oel="http://schemas.microsoft.com/office/2019/extlst" xmlns:r="http://schemas.openxmlformats.org/officeDocument/2006/relationships" xmlns:m="http://schemas.openxmlformats.org/officeDocument/2006/math" xmlns:v="urn:schemas-microsoft-com:vml" xmlns:wp14="http://schemas.microsoft.com/office/word/2010/wordprocessingDrawing" xmlns:wp="http://schemas.openxmlformats.org/drawingml/2006/wordprocessingDrawing" xmlns:w10="urn:schemas-microsoft-com:office:word" xmlns:w="http://schemas.openxmlformats.org/wordprocessingml/2006/main" xmlns:w14="http://schemas.microsoft.com/office/word/2010/wordml" xmlns:w15="http://schemas.microsoft.com/office/word/2012/wordml" xmlns:w16cex="http://schemas.microsoft.com/office/word/2018/wordml/cex" xmlns:w16cid="http://schemas.microsoft.com/office/word/2016/wordml/cid" xmlns:w16="http://schemas.microsoft.com/office/word/2018/wordml" xmlns:w16du="http://schemas.microsoft.com/office/word/2023/wordml/word16du" xmlns:w16sdtdh="http://schemas.microsoft.com/office/word/2020/wordml/sdtdatahash" xmlns:w16sdtfl="http://schemas.microsoft.com/office/word/2024/wordml/sdtformatlock" xmlns:w16se="http://schemas.microsoft.com/office/word/2015/wordml/symex" xmlns:wpg="http://schemas.microsoft.com/office/word/2010/wordprocessingGroup" xmlns:wpi="http://schemas.microsoft.com/office/word/2010/wordprocessingInk" xmlns:wne="http://schemas.microsoft.com/office/word/2006/wordml" xmlns:wps="http://schemas.microsoft.com/office/word/2010/wordprocessingShape" mc:Ignorable="w14 w15 w16se w16cid w16 w16cex w16sdtdh w16sdtfl w16du wp14">
   <w:body>
     <w:p>
       <w:pPr>
@@ -50,7 +50,7 @@
           <w:noProof/>
         </w:rPr>
         <w:drawing>
-          <wp:inline distT="0" distB="0" distL="0" distR="0" wp14:anchorId="01EA4082" wp14:editId="12B96E41">
+          <wp:inline distT="0" distB="0" distL="0" distR="0" wp14:anchorId="01EA4082" wp14:editId="24D560C5">
             <wp:extent cx="4305300" cy="2313638"/>
             <wp:effectExtent l="0" t="0" r="0" b="0"/>
             <wp:docPr id="6" name="Picture 6"/>
@@ -110,15 +110,7 @@
     </w:p>
     <w:p>
       <w:r>
-        <w:t xml:space="preserve">A 40 lb door with a width of 36 inches has a spring with an unstretched length of 4 in designed to close the door when left open. The spring is anchored as shown below when closed (solid outline is </w:t>
-      </w:r>
-      <w:proofErr w:type="gramStart"/>
-      <w:r>
-        <w:t>closed,</w:t>
-      </w:r>
-      <w:proofErr w:type="gramEnd"/>
-      <w:r>
-        <w:t xml:space="preserve"> dotted outline is open 90</w:t>
+        <w:t>A 40 lb door with a width of 36 inches has a spring with an unstretched length of 4 in designed to close the door when left open. The spring is anchored as shown below when closed (solid outline is closed, dotted outline is open 90</w:t>
       </w:r>
       <w:r>
         <w:rPr>
@@ -322,7 +314,13 @@
         </w:numPr>
       </w:pPr>
       <w:r>
-        <w:t>Assuming the system is 95% efficient and that the input torque is 30 Nm, what is the expected output torque at D?</w:t>
+        <w:t>Assuming the system is 95% efficient and that the input torque is 30</w:t>
+      </w:r>
+      <w:r>
+        <w:t xml:space="preserve"> ft lbs</w:t>
+      </w:r>
+      <w:r>
+        <w:t>, what is the expected output torque at D?</w:t>
       </w:r>
     </w:p>
     <w:p>
@@ -475,7 +473,13 @@
           <w:rPr>
             <w:rFonts w:ascii="Cambria Math" w:eastAsiaTheme="minorEastAsia" w:hAnsi="Cambria Math"/>
           </w:rPr>
-          <m:t>=228 Nm</m:t>
+          <m:t xml:space="preserve">=228 </m:t>
+        </m:r>
+        <m:r>
+          <w:rPr>
+            <w:rFonts w:ascii="Cambria Math" w:eastAsiaTheme="minorEastAsia" w:hAnsi="Cambria Math"/>
+          </w:rPr>
+          <m:t>ft lbs</m:t>
         </m:r>
       </m:oMath>
       <w:r>
@@ -493,7 +497,7 @@
 </file>
 
 <file path=word/numbering.xml><?xml version="1.0" encoding="utf-8"?>
-<w:numbering xmlns:wpc="http://schemas.microsoft.com/office/word/2010/wordprocessingCanvas" xmlns:cx="http://schemas.microsoft.com/office/drawing/2014/chartex" xmlns:cx1="http://schemas.microsoft.com/office/drawing/2015/9/8/chartex" xmlns:cx2="http://schemas.microsoft.com/office/drawing/2015/10/21/chartex" xmlns:cx3="http://schemas.microsoft.com/office/drawing/2016/5/9/chartex" xmlns:cx4="http://schemas.microsoft.com/office/drawing/2016/5/10/chartex" xmlns:cx5="http://schemas.microsoft.com/office/drawing/2016/5/11/chartex" xmlns:cx6="http://schemas.microsoft.com/office/drawing/2016/5/12/chartex" xmlns:cx7="http://schemas.microsoft.com/office/drawing/2016/5/13/chartex" xmlns:cx8="http://schemas.microsoft.com/office/drawing/2016/5/14/chartex" xmlns:mc="http://schemas.openxmlformats.org/markup-compatibility/2006" xmlns:aink="http://schemas.microsoft.com/office/drawing/2016/ink" xmlns:am3d="http://schemas.microsoft.com/office/drawing/2017/model3d" xmlns:o="urn:schemas-microsoft-com:office:office" xmlns:r="http://schemas.openxmlformats.org/officeDocument/2006/relationships" xmlns:m="http://schemas.openxmlformats.org/officeDocument/2006/math" xmlns:v="urn:schemas-microsoft-com:vml" xmlns:wp14="http://schemas.microsoft.com/office/word/2010/wordprocessingDrawing" xmlns:wp="http://schemas.openxmlformats.org/drawingml/2006/wordprocessingDrawing" xmlns:w10="urn:schemas-microsoft-com:office:word" xmlns:w="http://schemas.openxmlformats.org/wordprocessingml/2006/main" xmlns:w14="http://schemas.microsoft.com/office/word/2010/wordml" xmlns:w15="http://schemas.microsoft.com/office/word/2012/wordml" xmlns:w16cex="http://schemas.microsoft.com/office/word/2018/wordml/cex" xmlns:w16cid="http://schemas.microsoft.com/office/word/2016/wordml/cid" xmlns:w16="http://schemas.microsoft.com/office/word/2018/wordml" xmlns:w16se="http://schemas.microsoft.com/office/word/2015/wordml/symex" xmlns:wpg="http://schemas.microsoft.com/office/word/2010/wordprocessingGroup" xmlns:wpi="http://schemas.microsoft.com/office/word/2010/wordprocessingInk" xmlns:wne="http://schemas.microsoft.com/office/word/2006/wordml" xmlns:wps="http://schemas.microsoft.com/office/word/2010/wordprocessingShape" mc:Ignorable="w14 w15 w16se w16cid w16 w16cex wp14">
+<w:numbering xmlns:wpc="http://schemas.microsoft.com/office/word/2010/wordprocessingCanvas" xmlns:cx="http://schemas.microsoft.com/office/drawing/2014/chartex" xmlns:cx1="http://schemas.microsoft.com/office/drawing/2015/9/8/chartex" xmlns:cx2="http://schemas.microsoft.com/office/drawing/2015/10/21/chartex" xmlns:cx3="http://schemas.microsoft.com/office/drawing/2016/5/9/chartex" xmlns:cx4="http://schemas.microsoft.com/office/drawing/2016/5/10/chartex" xmlns:cx5="http://schemas.microsoft.com/office/drawing/2016/5/11/chartex" xmlns:cx6="http://schemas.microsoft.com/office/drawing/2016/5/12/chartex" xmlns:cx7="http://schemas.microsoft.com/office/drawing/2016/5/13/chartex" xmlns:cx8="http://schemas.microsoft.com/office/drawing/2016/5/14/chartex" xmlns:mc="http://schemas.openxmlformats.org/markup-compatibility/2006" xmlns:aink="http://schemas.microsoft.com/office/drawing/2016/ink" xmlns:am3d="http://schemas.microsoft.com/office/drawing/2017/model3d" xmlns:o="urn:schemas-microsoft-com:office:office" xmlns:oel="http://schemas.microsoft.com/office/2019/extlst" xmlns:r="http://schemas.openxmlformats.org/officeDocument/2006/relationships" xmlns:m="http://schemas.openxmlformats.org/officeDocument/2006/math" xmlns:v="urn:schemas-microsoft-com:vml" xmlns:wp14="http://schemas.microsoft.com/office/word/2010/wordprocessingDrawing" xmlns:wp="http://schemas.openxmlformats.org/drawingml/2006/wordprocessingDrawing" xmlns:w10="urn:schemas-microsoft-com:office:word" xmlns:w="http://schemas.openxmlformats.org/wordprocessingml/2006/main" xmlns:w14="http://schemas.microsoft.com/office/word/2010/wordml" xmlns:w15="http://schemas.microsoft.com/office/word/2012/wordml" xmlns:w16cex="http://schemas.microsoft.com/office/word/2018/wordml/cex" xmlns:w16cid="http://schemas.microsoft.com/office/word/2016/wordml/cid" xmlns:w16="http://schemas.microsoft.com/office/word/2018/wordml" xmlns:w16du="http://schemas.microsoft.com/office/word/2023/wordml/word16du" xmlns:w16sdtdh="http://schemas.microsoft.com/office/word/2020/wordml/sdtdatahash" xmlns:w16sdtfl="http://schemas.microsoft.com/office/word/2024/wordml/sdtformatlock" xmlns:w16se="http://schemas.microsoft.com/office/word/2015/wordml/symex" xmlns:wpg="http://schemas.microsoft.com/office/word/2010/wordprocessingGroup" xmlns:wpi="http://schemas.microsoft.com/office/word/2010/wordprocessingInk" xmlns:wne="http://schemas.microsoft.com/office/word/2006/wordml" xmlns:wps="http://schemas.microsoft.com/office/word/2010/wordprocessingShape" mc:Ignorable="w14 w15 w16se w16cid w16 w16cex w16sdtdh w16sdtfl w16du wp14">
   <w:abstractNum w:abstractNumId="0" w15:restartNumberingAfterBreak="0">
     <w:nsid w:val="01AA039C"/>
     <w:multiLevelType w:val="hybridMultilevel"/>
@@ -1075,29 +1079,29 @@
       </w:rPr>
     </w:lvl>
   </w:abstractNum>
-  <w:num w:numId="1">
+  <w:num w:numId="1" w16cid:durableId="673605251">
     <w:abstractNumId w:val="1"/>
   </w:num>
-  <w:num w:numId="2">
+  <w:num w:numId="2" w16cid:durableId="1414862097">
     <w:abstractNumId w:val="5"/>
   </w:num>
-  <w:num w:numId="3">
+  <w:num w:numId="3" w16cid:durableId="1129082609">
     <w:abstractNumId w:val="0"/>
   </w:num>
-  <w:num w:numId="4">
+  <w:num w:numId="4" w16cid:durableId="1567260219">
     <w:abstractNumId w:val="2"/>
   </w:num>
-  <w:num w:numId="5">
+  <w:num w:numId="5" w16cid:durableId="339821238">
     <w:abstractNumId w:val="3"/>
   </w:num>
-  <w:num w:numId="6">
+  <w:num w:numId="6" w16cid:durableId="592320164">
     <w:abstractNumId w:val="4"/>
   </w:num>
 </w:numbering>
 </file>
 
 <file path=word/styles.xml><?xml version="1.0" encoding="utf-8"?>
-<w:styles xmlns:mc="http://schemas.openxmlformats.org/markup-compatibility/2006" xmlns:r="http://schemas.openxmlformats.org/officeDocument/2006/relationships" xmlns:w="http://schemas.openxmlformats.org/wordprocessingml/2006/main" xmlns:w14="http://schemas.microsoft.com/office/word/2010/wordml" xmlns:w15="http://schemas.microsoft.com/office/word/2012/wordml" xmlns:w16cex="http://schemas.microsoft.com/office/word/2018/wordml/cex" xmlns:w16cid="http://schemas.microsoft.com/office/word/2016/wordml/cid" xmlns:w16="http://schemas.microsoft.com/office/word/2018/wordml" xmlns:w16se="http://schemas.microsoft.com/office/word/2015/wordml/symex" mc:Ignorable="w14 w15 w16se w16cid w16 w16cex">
+<w:styles xmlns:mc="http://schemas.openxmlformats.org/markup-compatibility/2006" xmlns:r="http://schemas.openxmlformats.org/officeDocument/2006/relationships" xmlns:w="http://schemas.openxmlformats.org/wordprocessingml/2006/main" xmlns:w14="http://schemas.microsoft.com/office/word/2010/wordml" xmlns:w15="http://schemas.microsoft.com/office/word/2012/wordml" xmlns:w16cex="http://schemas.microsoft.com/office/word/2018/wordml/cex" xmlns:w16cid="http://schemas.microsoft.com/office/word/2016/wordml/cid" xmlns:w16="http://schemas.microsoft.com/office/word/2018/wordml" xmlns:w16du="http://schemas.microsoft.com/office/word/2023/wordml/word16du" xmlns:w16sdtdh="http://schemas.microsoft.com/office/word/2020/wordml/sdtdatahash" xmlns:w16sdtfl="http://schemas.microsoft.com/office/word/2024/wordml/sdtformatlock" xmlns:w16se="http://schemas.microsoft.com/office/word/2015/wordml/symex" mc:Ignorable="w14 w15 w16se w16cid w16 w16cex w16sdtdh w16sdtfl w16du">
   <w:docDefaults>
     <w:rPrDefault>
       <w:rPr>
